--- a/reports/r0266.docx
+++ b/reports/r0266.docx
@@ -45,7 +45,7 @@
           <w:color w:val="000000"/>
           <w:sz w:val="21"/>
         </w:rPr>
-        <w:t>■ 厦门经济总量列福建省第三位，人均GDP约16.74万元、人均经济实力居全省前列，经济增速由3.10%回升至5.70%、动能边际改善；固定资产投资连续负增长（最新-9.00%），经济动能仍有待修复。【待补充：厦门市的行政与战略定位、支柱产业及龙头企业（数据库未覆盖，需人工补充）】</w:t>
+        <w:t>■ 厦门作为我国经济特区和计划单列市，经济总量列福建省第三位，人均GDP约16.74万元、人均经济实力居全省前列，经济增速由3.10%回升至5.70%、动能边际改善；固定资产投资连续负增长（最新-9.00%），经济动能仍有待修复。</w:t>
       </w:r>
     </w:p>
     <w:p>
@@ -75,7 +75,7 @@
           <w:color w:val="000000"/>
           <w:sz w:val="21"/>
         </w:rPr>
-        <w:t>产业结构方面，2025年厦门市三次产业结构为0.3:37.8:61.9。【待补充：支柱产业、主要龙头企业、对外贸易等定性描述（数据库未覆盖）】</w:t>
+        <w:t>产业结构方面，2025年厦门市三次产业结构为0.3:37.8:61.9，第二产业以电子信息、机械装备、平板显示、新能源新材料为支柱，第三产业以港口物流、金融、旅游会展为依托，聚集厦门钨业、宁德时代厦门基地、戴尔、建发、国贸、象屿等企业。</w:t>
       </w:r>
     </w:p>
     <w:p>
